--- a/examples/datasets/doc/12-bioenergy.docx
+++ b/examples/datasets/doc/12-bioenergy.docx
@@ -749,7 +749,7 @@
               <a:graphicData uri="http://schemas.openxmlformats.org/drawingml/2006/picture">
                 <pic:pic>
                   <pic:nvPicPr>
-                    <pic:cNvPr descr="/home/gpca/tspredit/examples/datasets/doc/12-bioenergy_files/de627133ae70c9e1f345517214981eedef1ab098.png" id="13" name="Picture"/>
+                    <pic:cNvPr descr="C:\Git\cefet-rj-dal\tspredit\examples\datasets\doc\12-bioenergy_files/63dff4835781fb8b0ca0c699e0ee51a4da12abbc.png" id="13" name="Picture"/>
                     <pic:cNvPicPr>
                       <a:picLocks noChangeArrowheads="1" noChangeAspect="1"/>
                     </pic:cNvPicPr>

--- a/examples/datasets/doc/12-bioenergy.docx
+++ b/examples/datasets/doc/12-bioenergy.docx
@@ -561,7 +561,16 @@
         <w:rPr>
           <w:rStyle w:val="VerbatimChar"/>
         </w:rPr>
-        <w:t xml:space="preserve">## [1] "usa_bio_consumption"     "usa_bio_production"      "china_bio_consumption"   "china_bio_production"   </w:t>
+        <w:t xml:space="preserve">## [1] "usa_bio_consumption"     "usa_bio_production"     </w:t>
+      </w:r>
+      <w:r>
+        <w:br/>
+      </w:r>
+      <w:r>
+        <w:rPr>
+          <w:rStyle w:val="VerbatimChar"/>
+        </w:rPr>
+        <w:t xml:space="preserve">## [3] "china_bio_consumption"   "china_bio_production"   </w:t>
       </w:r>
       <w:r>
         <w:br/>
@@ -749,7 +758,7 @@
               <a:graphicData uri="http://schemas.openxmlformats.org/drawingml/2006/picture">
                 <pic:pic>
                   <pic:nvPicPr>
-                    <pic:cNvPr descr="C:\Git\cefet-rj-dal\tspredit\examples\datasets\doc\12-bioenergy_files/63dff4835781fb8b0ca0c699e0ee51a4da12abbc.png" id="13" name="Picture"/>
+                    <pic:cNvPr descr="C:\Git\dal\tspredit\examples\datasets\doc\12-bioenergy_files/63dff4835781fb8b0ca0c699e0ee51a4da12abbc.png" id="13" name="Picture"/>
                     <pic:cNvPicPr>
                       <a:picLocks noChangeArrowheads="1" noChangeAspect="1"/>
                     </pic:cNvPicPr>

--- a/examples/datasets/doc/12-bioenergy.docx
+++ b/examples/datasets/doc/12-bioenergy.docx
@@ -561,7 +561,7 @@
         <w:rPr>
           <w:rStyle w:val="VerbatimChar"/>
         </w:rPr>
-        <w:t xml:space="preserve">## [1] "usa_bio_consumption"     "usa_bio_production"     </w:t>
+        <w:t xml:space="preserve">## [1] "usa_bio_consumption"     "usa_bio_production"      "china_bio_consumption"   "china_bio_production"    "germany_bio_consumption"</w:t>
       </w:r>
       <w:r>
         <w:br/>
@@ -570,16 +570,7 @@
         <w:rPr>
           <w:rStyle w:val="VerbatimChar"/>
         </w:rPr>
-        <w:t xml:space="preserve">## [3] "china_bio_consumption"   "china_bio_production"   </w:t>
-      </w:r>
-      <w:r>
-        <w:br/>
-      </w:r>
-      <w:r>
-        <w:rPr>
-          <w:rStyle w:val="VerbatimChar"/>
-        </w:rPr>
-        <w:t xml:space="preserve">## [5] "germany_bio_consumption" "germany_bio_production"</w:t>
+        <w:t xml:space="preserve">## [6] "germany_bio_production"</w:t>
       </w:r>
     </w:p>
     <w:p>

--- a/examples/datasets/doc/12-bioenergy.docx
+++ b/examples/datasets/doc/12-bioenergy.docx
@@ -561,7 +561,7 @@
         <w:rPr>
           <w:rStyle w:val="VerbatimChar"/>
         </w:rPr>
-        <w:t xml:space="preserve">## [1] "usa_bio_consumption"     "usa_bio_production"      "china_bio_consumption"   "china_bio_production"    "germany_bio_consumption"</w:t>
+        <w:t xml:space="preserve">## [1] "usa_bio_consumption"     "usa_bio_production"      "china_bio_consumption"   "china_bio_production"   </w:t>
       </w:r>
       <w:r>
         <w:br/>
@@ -570,7 +570,7 @@
         <w:rPr>
           <w:rStyle w:val="VerbatimChar"/>
         </w:rPr>
-        <w:t xml:space="preserve">## [6] "germany_bio_production"</w:t>
+        <w:t xml:space="preserve">## [5] "germany_bio_consumption" "germany_bio_production"</w:t>
       </w:r>
     </w:p>
     <w:p>
@@ -749,7 +749,7 @@
               <a:graphicData uri="http://schemas.openxmlformats.org/drawingml/2006/picture">
                 <pic:pic>
                   <pic:nvPicPr>
-                    <pic:cNvPr descr="C:\Git\dal\tspredit\examples\datasets\doc\12-bioenergy_files/63dff4835781fb8b0ca0c699e0ee51a4da12abbc.png" id="13" name="Picture"/>
+                    <pic:cNvPr descr="/home/gpca/tspredit/examples/datasets/doc/12-bioenergy_files/de627133ae70c9e1f345517214981eedef1ab098.png" id="13" name="Picture"/>
                     <pic:cNvPicPr>
                       <a:picLocks noChangeArrowheads="1" noChangeAspect="1"/>
                     </pic:cNvPicPr>

--- a/examples/datasets/doc/12-bioenergy.docx
+++ b/examples/datasets/doc/12-bioenergy.docx
@@ -561,16 +561,7 @@
         <w:rPr>
           <w:rStyle w:val="VerbatimChar"/>
         </w:rPr>
-        <w:t xml:space="preserve">## [1] "usa_bio_consumption"     "usa_bio_production"      "china_bio_consumption"   "china_bio_production"   </w:t>
-      </w:r>
-      <w:r>
-        <w:br/>
-      </w:r>
-      <w:r>
-        <w:rPr>
-          <w:rStyle w:val="VerbatimChar"/>
-        </w:rPr>
-        <w:t xml:space="preserve">## [5] "germany_bio_consumption" "germany_bio_production"</w:t>
+        <w:t xml:space="preserve">## [1] "usa_bio_consumption"     "usa_bio_production"      "china_bio_consumption"   "china_bio_production"    "germany_bio_consumption" "germany_bio_production"</w:t>
       </w:r>
     </w:p>
     <w:p>
